--- a/templates/QUICK REPORT/DEFECT IR/tx-overview.docx
+++ b/templates/QUICK REPORT/DEFECT IR/tx-overview.docx
@@ -462,27 +462,17 @@
               <w:ind w:left="139"/>
               <w:rPr>
                 <w:rFonts w:cstheme="minorHAnsi"/>
-              </w:rPr>
-            </w:pPr>
-            <w:r>
-              <w:rPr>
-                <w:rFonts w:cstheme="minorHAnsi"/>
-              </w:rPr>
-              <w:t xml:space="preserve">{{ </w:t>
-            </w:r>
-            <w:proofErr w:type="spellStart"/>
-            <w:r>
-              <w:rPr>
-                <w:rFonts w:cstheme="minorHAnsi"/>
-              </w:rPr>
-              <w:t>tx.model</w:t>
-            </w:r>
-            <w:proofErr w:type="spellEnd"/>
-            <w:r>
-              <w:rPr>
-                <w:rFonts w:cstheme="minorHAnsi"/>
-              </w:rPr>
-              <w:t xml:space="preserve"> }}</w:t>
+                <w:sz w:val="16"/>
+                <w:szCs w:val="16"/>
+              </w:rPr>
+            </w:pPr>
+            <w:r>
+              <w:rPr>
+                <w:rFonts w:cstheme="minorHAnsi"/>
+                <w:sz w:val="16"/>
+                <w:szCs w:val="16"/>
+              </w:rPr>
+              <w:t>{{ tx.model }}</w:t>
             </w:r>
           </w:p>
         </w:tc>
